--- a/outputs/Mandat_Lauren_dossier_technique.docx
+++ b/outputs/Mandat_Lauren_dossier_technique.docx
@@ -9282,42 +9282,28 @@
           <w:b/>
           <w:bCs/>
         </w:rPr>
-        <w:t xml:space="preserve">Avant.</w:t>
-      </w:r>
-      <w:r>
-        <w:rPr>
-          <w:b w:val="false"/>
-          <w:bCs w:val="false"/>
-        </w:rPr>
-        <w:t xml:space="preserve"> Les frais d'instruments représentent 47 k€ par an, soit 0,05 % du patrimoine, et ne sont pas déduits du rendement espéré. Le seuil de 4 %, lui, est un objectif </w:t>
+        <w:t xml:space="preserve">Le 5,31 % est brut, et le dossier donne maintenant les deux.</w:t>
+      </w:r>
+      <w:r>
+        <w:rPr>
+          <w:b w:val="false"/>
+          <w:bCs w:val="false"/>
+        </w:rPr>
+        <w:t xml:space="preserve"> L'objectif du client est un objectif net : ce qui doit battre l'inflation, c'est ce qui lui reste. On retire donc les frais d'instruments (47 k€ par an, 0,05 point) et les frais de mandat (0,40 point), ce qui donne </w:t>
       </w:r>
       <w:r>
         <w:rPr>
           <w:b/>
           <w:bCs/>
         </w:rPr>
-        <w:t xml:space="preserve">net</w:t>
-      </w:r>
-      <w:r>
-        <w:rPr>
-          <w:b w:val="false"/>
-          <w:bCs w:val="false"/>
-        </w:rPr>
-        <w:t xml:space="preserve">. La comparaison honnête ajoute donc au seuil les frais d'instruments, les frais de mandat, et la friction fiscale si on la réintègre — ce qui porte le seuil entre 4,05 % et 4,85 % selon le périmètre, et ramène la marge entre +0,5 et +1,26 point. </w:t>
-      </w:r>
-      <w:r>
-        <w:rPr>
-          <w:b/>
-          <w:bCs/>
-        </w:rPr>
-        <w:t xml:space="preserve">C'est une faiblesse connue du dossier, non encore corrigée.</w:t>
-      </w:r>
-      <w:r>
-        <w:rPr>
-          <w:b w:val="false"/>
-          <w:bCs w:val="false"/>
-        </w:rPr>
-        <w:t xml:space="preserve"/>
+        <w:t xml:space="preserve">4,86 % net, soit +0,86 point au-dessus des 4 %</w:t>
+      </w:r>
+      <w:r>
+        <w:rPr>
+          <w:b w:val="false"/>
+          <w:bCs w:val="false"/>
+        </w:rPr>
+        <w:t xml:space="preserve">. La marge reste confortable, et elle est maintenant défendable. La fiscalité, hors périmètre, en retirerait encore environ 0,30 point.</w:t>
       </w:r>
     </w:p>
     <w:p>
@@ -9436,28 +9422,42 @@
           <w:b/>
           <w:bCs/>
         </w:rPr>
-        <w:t xml:space="preserve">La comparaison n'est pas légitime en l'état, et elle joue contre nous.</w:t>
-      </w:r>
-      <w:r>
-        <w:rPr>
-          <w:b w:val="false"/>
-          <w:bCs w:val="false"/>
-        </w:rPr>
-        <w:t xml:space="preserve"> Le seuil de 4 % est bâti pour un monde à 4 % d'inflation ; la période 2006-2026 a connu une inflation d'environ 2 %. Jugé contre l'inflation </w:t>
+        <w:t xml:space="preserve">La comparaison n'est pas légitime, et elle jouait contre nous.</w:t>
+      </w:r>
+      <w:r>
+        <w:rPr>
+          <w:b w:val="false"/>
+          <w:bCs w:val="false"/>
+        </w:rPr>
+        <w:t xml:space="preserve"> Le seuil de 4 % est bâti pour un monde à 4 % d'inflation ; la zone euro a connu </w:t>
       </w:r>
       <w:r>
         <w:rPr>
           <w:b/>
           <w:bCs/>
         </w:rPr>
-        <w:t xml:space="preserve">réalisée</w:t>
-      </w:r>
-      <w:r>
-        <w:rPr>
-          <w:b w:val="false"/>
-          <w:bCs w:val="false"/>
-        </w:rPr>
-        <w:t xml:space="preserve"> de la période, le 4,47 % représente environ +2,4 points de rendement réel, ce qui est un net succès et non une réussite de justesse. C'est exactement le piège de régime signalé au § 3.1.</w:t>
+        <w:t xml:space="preserve">2,18 % par an</w:t>
+      </w:r>
+      <w:r>
+        <w:rPr>
+          <w:b w:val="false"/>
+          <w:bCs w:val="false"/>
+        </w:rPr>
+        <w:t xml:space="preserve"> sur la fenêtre exacte du rejeu, soit 53,5 % cumulés en vingt ans (FRED, IPCH zone euro). Jugé contre l'inflation réellement constatée, le portefeuille a donc rapporté </w:t>
+      </w:r>
+      <w:r>
+        <w:rPr>
+          <w:b/>
+          <w:bCs/>
+        </w:rPr>
+        <w:t xml:space="preserve">+2,29 points de rendement réel par an</w:t>
+      </w:r>
+      <w:r>
+        <w:rPr>
+          <w:b w:val="false"/>
+          <w:bCs w:val="false"/>
+        </w:rPr>
+        <w:t xml:space="preserve">. Ce n'est pas une réussite de justesse, c'est un net succès. C'est le piège de régime signalé au § 3.1, et il est désormais corrigé dans l'application.</w:t>
       </w:r>
     </w:p>
     <w:p>
@@ -9691,7 +9691,7 @@
         <w:spacing w:after="120" w:before="280"/>
       </w:pPr>
       <w:r>
-        <w:t xml:space="preserve">9.3 Le seuil net comparé à un rendement brut — non corrigé</w:t>
+        <w:t xml:space="preserve">9.3 Le seuil net comparé à un rendement brut — corrigé le 21/09/2026</w:t>
       </w:r>
     </w:p>
     <w:p>
@@ -9704,21 +9704,48 @@
           <w:b w:val="false"/>
           <w:bCs w:val="false"/>
         </w:rPr>
-        <w:t xml:space="preserve">L'objectif de 4 % est net de frais ; les rendements espérés sont bruts. Une version antérieure du dossier faisait le calcul complet — 4,00 % d'inflation + 0,55 % de frais + 0,30 % de friction fiscale = 4,85 % de rendement brut requis — et la version actuelle l'a perdu. </w:t>
+        <w:t xml:space="preserve">L'objectif de 4 % est net de frais ; les rendements espérés sont bruts. Une version antérieure du dossier faisait le calcul, la suivante l'avait perdu, et la marge annoncée de +1,31 point était donc surévaluée.</w:t>
+      </w:r>
+    </w:p>
+    <w:p>
+      <w:pPr>
+        <w:spacing w:after="120" w:line="276"/>
+        <w:jc w:val="both"/>
+      </w:pPr>
+      <w:r>
+        <w:rPr>
+          <w:b w:val="false"/>
+          <w:bCs w:val="false"/>
+        </w:rPr>
+        <w:t xml:space="preserve"/>
       </w:r>
       <w:r>
         <w:rPr>
           <w:b/>
           <w:bCs/>
         </w:rPr>
-        <w:t xml:space="preserve">La marge annoncée de +1,31 point est donc surévaluée</w:t>
-      </w:r>
-      <w:r>
-        <w:rPr>
-          <w:b w:val="false"/>
-          <w:bCs w:val="false"/>
-        </w:rPr>
-        <w:t xml:space="preserve"> ; la marge réelle se situe entre +0,5 et +1,26 point selon le périmètre retenu.</w:t>
+        <w:t xml:space="preserve">Correction appliquée.</w:t>
+      </w:r>
+      <w:r>
+        <w:rPr>
+          <w:b w:val="false"/>
+          <w:bCs w:val="false"/>
+        </w:rPr>
+        <w:t xml:space="preserve"> L'étape 4 affiche désormais le passage du brut au net, ligne à ligne : 5,31 % bruts, moins 0,05 point de frais d'instruments, moins 0,40 point de frais de mandat, soit </w:t>
+      </w:r>
+      <w:r>
+        <w:rPr>
+          <w:b/>
+          <w:bCs/>
+        </w:rPr>
+        <w:t xml:space="preserve">4,86 % nets et +0,86 point au-dessus de l'inflation de l'énoncé</w:t>
+      </w:r>
+      <w:r>
+        <w:rPr>
+          <w:b w:val="false"/>
+          <w:bCs w:val="false"/>
+        </w:rPr>
+        <w:t xml:space="preserve">. Le taux de frais de mandat est un paramètre nommé du dossier (`core/ips.py`), pas un chiffre enfoui dans un onglet.</w:t>
       </w:r>
     </w:p>
     <w:p>
@@ -9727,7 +9754,7 @@
         <w:spacing w:after="120" w:before="280"/>
       </w:pPr>
       <w:r>
-        <w:t xml:space="preserve">9.4 Le backtest jugé dans le mauvais régime d'inflation — non corrigé</w:t>
+        <w:t xml:space="preserve">9.4 Le backtest jugé dans le mauvais régime d'inflation — corrigé le 21/09/2026</w:t>
       </w:r>
     </w:p>
     <w:p>
@@ -9740,7 +9767,7 @@
           <w:b w:val="false"/>
           <w:bCs w:val="false"/>
         </w:rPr>
-        <w:t xml:space="preserve">Le rendement réalisé de 4,47 % est comparé à un seuil de 4 % bâti pour un monde à 4 % d'inflation, alors que la période a connu environ 2 %. Cette erreur joue </w:t>
+        <w:t xml:space="preserve">Le rendement réalisé de 4,47 % était comparé à un seuil de 4 % bâti pour un monde à 4 % d'inflation, alors que la période rejouée en a connu une autre. L'erreur jouait </w:t>
       </w:r>
       <w:r>
         <w:rPr>
@@ -9754,7 +9781,89 @@
           <w:b w:val="false"/>
           <w:bCs w:val="false"/>
         </w:rPr>
-        <w:t xml:space="preserve"> du portefeuille : correctement jugé, le résultat est bien meilleur qu'il n'en a l'air. Le chiffrage exact demande la série d'inflation zone euro sur vingt ans, qui n'est pas encore dans le dossier.</w:t>
+        <w:t xml:space="preserve"> du portefeuille.</w:t>
+      </w:r>
+    </w:p>
+    <w:p>
+      <w:pPr>
+        <w:spacing w:after="120" w:line="276"/>
+        <w:jc w:val="both"/>
+      </w:pPr>
+      <w:r>
+        <w:rPr>
+          <w:b w:val="false"/>
+          <w:bCs w:val="false"/>
+        </w:rPr>
+        <w:t xml:space="preserve"/>
+      </w:r>
+      <w:r>
+        <w:rPr>
+          <w:b/>
+          <w:bCs/>
+        </w:rPr>
+        <w:t xml:space="preserve">Correction appliquée.</w:t>
+      </w:r>
+      <w:r>
+        <w:rPr>
+          <w:b w:val="false"/>
+          <w:bCs w:val="false"/>
+        </w:rPr>
+        <w:t xml:space="preserve"> L'inflation zone euro constatée sur la fenêtre exacte du rejeu a été mesurée : </w:t>
+      </w:r>
+      <w:r>
+        <w:rPr>
+          <w:b/>
+          <w:bCs/>
+        </w:rPr>
+        <w:t xml:space="preserve">2,18 % par an</w:t>
+      </w:r>
+      <w:r>
+        <w:rPr>
+          <w:b w:val="false"/>
+          <w:bCs w:val="false"/>
+        </w:rPr>
+        <w:t xml:space="preserve">, soit 53,5 % cumulés sur vingt ans. Le portefeuille a donc dégagé </w:t>
+      </w:r>
+      <w:r>
+        <w:rPr>
+          <w:b/>
+          <w:bCs/>
+        </w:rPr>
+        <w:t xml:space="preserve">+2,29 points de rendement réel par an</w:t>
+      </w:r>
+      <w:r>
+        <w:rPr>
+          <w:b w:val="false"/>
+          <w:bCs w:val="false"/>
+        </w:rPr>
+        <w:t xml:space="preserve">. L'étape 5 présente maintenant les trois chiffres ensemble et conclut que l'objectif a été tenu largement, là où elle laissait croire à une réussite de justesse.</w:t>
+      </w:r>
+    </w:p>
+    <w:p>
+      <w:pPr>
+        <w:spacing w:after="120" w:line="276"/>
+        <w:jc w:val="both"/>
+      </w:pPr>
+      <w:r>
+        <w:rPr>
+          <w:b w:val="false"/>
+          <w:bCs w:val="false"/>
+        </w:rPr>
+        <w:t xml:space="preserve"/>
+      </w:r>
+      <w:r>
+        <w:rPr>
+          <w:b/>
+          <w:bCs/>
+        </w:rPr>
+        <w:t xml:space="preserve">Un résultat inattendu au passage</w:t>
+      </w:r>
+      <w:r>
+        <w:rPr>
+          <w:b w:val="false"/>
+          <w:bCs w:val="false"/>
+        </w:rPr>
+        <w:t xml:space="preserve"> : sur les cinq dernières années, la zone euro a connu 4,31 % d'inflation par an. L'hypothèse de 4 % du client n'est donc pas une crainte disproportionnée — il extrapole ce qu'il vient de vivre. C'est une façon plus juste, et plus respectueuse, de présenter son hypothèse que de la qualifier simplement d'élevée.</w:t>
       </w:r>
     </w:p>
     <w:p>
@@ -9763,7 +9872,7 @@
         <w:spacing w:after="120" w:before="280"/>
       </w:pPr>
       <w:r>
-        <w:t xml:space="preserve">9.5 La fréquence des années sous l'objectif — absente du deck</w:t>
+        <w:t xml:space="preserve">9.5 La fréquence des années sous l'objectif — corrigée le 21/09/2026</w:t>
       </w:r>
     </w:p>
     <w:p>
@@ -9776,9 +9885,120 @@
           <w:b w:val="false"/>
           <w:bCs w:val="false"/>
         </w:rPr>
-        <w:t xml:space="preserve">40,8 % des années glissantes du portefeuille retenu sont sous 4 %. Le chiffre est calculé par l'application mais n'apparaît pas dans la présentation. Mieux vaut le donner soi-même que se le faire sortir.</w:t>
-      </w:r>
-    </w:p>
+        <w:t xml:space="preserve">Le chiffre existait dans l'application mais était enfoui, et comparé au mauvais seuil. Mesuré correctement — contre l'inflation de chaque époque et non contre les 4 % d'un régime qui n'a pas eu lieu — </w:t>
+      </w:r>
+      <w:r>
+        <w:rPr>
+          <w:b/>
+          <w:bCs/>
+        </w:rPr>
+        <w:t xml:space="preserve">29 % des années glissantes n'ont pas battu l'inflation</w:t>
+      </w:r>
+      <w:r>
+        <w:rPr>
+          <w:b w:val="false"/>
+          <w:bCs w:val="false"/>
+        </w:rPr>
+        <w:t xml:space="preserve">, contre 40,8 % sous le seuil de l'énoncé.</w:t>
+      </w:r>
+    </w:p>
+    <w:p>
+      <w:pPr>
+        <w:spacing w:after="120" w:line="276"/>
+        <w:jc w:val="both"/>
+      </w:pPr>
+      <w:r>
+        <w:rPr>
+          <w:b w:val="false"/>
+          <w:bCs w:val="false"/>
+        </w:rPr>
+        <w:t xml:space="preserve"/>
+      </w:r>
+      <w:r>
+        <w:rPr>
+          <w:b/>
+          <w:bCs/>
+        </w:rPr>
+        <w:t xml:space="preserve">Correction appliquée.</w:t>
+      </w:r>
+      <w:r>
+        <w:rPr>
+          <w:b w:val="false"/>
+          <w:bCs w:val="false"/>
+        </w:rPr>
+        <w:t xml:space="preserve"> L'étape 5 affiche les deux mesures côte à côte et énonce la conséquence : préserver le pouvoir d'achat est un objectif de moyenne longue, pas une garantie annuelle, et aucun portefeuille tenu à 15 % de perte maximum ne peut promettre le contraire. Ce chiffre est calculable par n'importe qui à partir des données du dossier : mieux vaut le donner que se le faire sortir.</w:t>
+      </w:r>
+    </w:p>
+    <w:tbl>
+      <w:tblPr>
+        <w:tblW w:type="dxa" w:w="9360"/>
+        <w:tblBorders>
+          <w:top w:val="single" w:color="C9CFD6" w:sz="2"/>
+          <w:left w:val="single" w:color="14304F" w:sz="12"/>
+          <w:bottom w:val="single" w:color="C9CFD6" w:sz="2"/>
+          <w:right w:val="single" w:color="C9CFD6" w:sz="2"/>
+          <w:insideH w:val="none"/>
+          <w:insideV w:val="none"/>
+        </w:tblBorders>
+      </w:tblPr>
+      <w:tblGrid>
+        <w:gridCol w:w="9360"/>
+      </w:tblGrid>
+      <w:tr>
+        <w:tc>
+          <w:tcPr>
+            <w:tcW w:type="dxa" w:w="9360"/>
+            <w:shd w:fill="F2F4F7" w:val="clear"/>
+            <w:tcMar>
+              <w:top w:type="dxa" w:w="160"/>
+              <w:left w:type="dxa" w:w="200"/>
+              <w:bottom w:type="dxa" w:w="160"/>
+              <w:right w:type="dxa" w:w="200"/>
+            </w:tcMar>
+          </w:tcPr>
+          <w:p>
+            <w:pPr>
+              <w:spacing w:after="80"/>
+            </w:pPr>
+            <w:r>
+              <w:rPr>
+                <w:b/>
+                <w:bCs/>
+                <w:color w:val="14304F"/>
+              </w:rPr>
+              <w:t xml:space="preserve">Ce qui reste à faire, et qui n'est pas dans l'application</w:t>
+            </w:r>
+          </w:p>
+          <w:p>
+            <w:pPr>
+              <w:spacing w:after="120" w:line="276"/>
+              <w:jc w:val="both"/>
+            </w:pPr>
+            <w:r>
+              <w:rPr>
+                <w:b w:val="false"/>
+                <w:bCs w:val="false"/>
+              </w:rPr>
+              <w:t xml:space="preserve"/>
+            </w:r>
+            <w:r>
+              <w:rPr>
+                <w:b/>
+                <w:bCs/>
+              </w:rPr>
+              <w:t xml:space="preserve">Le PowerPoint n'a pas été mis à jour.</w:t>
+            </w:r>
+            <w:r>
+              <w:rPr>
+                <w:b w:val="false"/>
+                <w:bCs w:val="false"/>
+              </w:rPr>
+              <w:t xml:space="preserve"> Il est retouché à la main et fait foi ; le corriger automatiquement l'écraserait. Trois chiffres y sont à reprendre : la slide 27 et la slide 33 annoncent « 5,31 % » et « +1,31 pt au-dessus des 4 % » — lire désormais 4,86 % nets et +0,86 pt ; et la slide 30 affiche « 4,47 % par an » sans le comparer à l'inflation de la période, alors que le bon chiffre à montrer est +2,29 points réels.</w:t>
+            </w:r>
+          </w:p>
+        </w:tc>
+      </w:tr>
+    </w:tbl>
     <w:p>
       <w:pPr>
         <w:pStyle w:val="Heading2"/>
